--- a/素材/效果类项目素材/潮汕手打牛肉丸/潮汕手打牛肉丸资料包.docx
+++ b/素材/效果类项目素材/潮汕手打牛肉丸/潮汕手打牛肉丸资料包.docx
@@ -4,538 +4,575 @@
   <w:body>
     <w:p>
       <w:pPr>
-        <w:keepNext/>
-        <w:spacing w:after="80"/>
-        <w:jc w:val="left"/>
+        <w:pStyle w:val="Title"/>
       </w:pPr>
       <w:r>
-        <w:rPr>
-          <w:rFonts w:ascii="Microsoft YaHei" w:hAnsi="Microsoft YaHei" w:eastAsia="Microsoft YaHei"/>
-          <w:b/>
-          <w:color w:val="253247"/>
-          <w:sz w:val="42"/>
-        </w:rPr>
-        <w:t>潮汕手打牛肉丸产品素材制作信息</w:t>
+        <w:t>潮汕手打牛肉丸产品资料包</w:t>
       </w:r>
     </w:p>
     <w:p>
       <w:pPr>
-        <w:spacing w:after="240"/>
+        <w:pStyle w:val="DocumentSubtitle"/>
       </w:pPr>
       <w:r>
-        <w:rPr>
-          <w:rFonts w:ascii="Microsoft YaHei" w:hAnsi="Microsoft YaHei" w:eastAsia="Microsoft YaHei"/>
-          <w:b/>
-          <w:color w:val="C4552D"/>
-          <w:sz w:val="20"/>
-        </w:rPr>
         <w:t>效果类项目素材资料</w:t>
       </w:r>
     </w:p>
     <w:p>
       <w:pPr>
-        <w:spacing w:before="40" w:after="240" w:line="324" w:lineRule="auto"/>
-        <w:ind w:left="198" w:right="198"/>
-        <w:shd w:val="clear" w:color="auto" w:fill="FFF5EF"/>
+        <w:spacing w:after="180"/>
+      </w:pPr>
+      <w:r>
+        <w:t>本资料包只记录已确认的产品基础信息和可直接用于素材创意的卖点事实。Prompt 数量、片段时长、视觉风格、投放渠道和禁用元素在 Prompt 节点配置；画幅、分辨率和生成模型能力在视频渲染节点配置。</w:t>
+      </w:r>
+    </w:p>
+    <w:p>
+      <w:pPr>
+        <w:pStyle w:val="Heading1"/>
+      </w:pPr>
+      <w:r>
+        <w:t>产品基础信息</w:t>
+      </w:r>
+    </w:p>
+    <w:tbl>
+      <w:tblPr>
+        <w:tblW w:type="auto" w:w="0"/>
+        <w:tblLayout w:type="fixed"/>
+        <w:tblLook w:firstColumn="1" w:firstRow="1" w:lastColumn="0" w:lastRow="0" w:noHBand="0" w:noVBand="1" w:val="04A0"/>
+        <w:tblBorders>
+          <w:top w:val="single" w:sz="6" w:color="D9D9D9"/>
+          <w:left w:val="single" w:sz="6" w:color="D9D9D9"/>
+          <w:bottom w:val="single" w:sz="6" w:color="D9D9D9"/>
+          <w:right w:val="single" w:sz="6" w:color="D9D9D9"/>
+          <w:insideH w:val="single" w:sz="6" w:color="D9D9D9"/>
+          <w:insideV w:val="single" w:sz="6" w:color="D9D9D9"/>
+        </w:tblBorders>
+      </w:tblPr>
+      <w:tblGrid>
+        <w:gridCol w:w="4762"/>
+        <w:gridCol w:w="4762"/>
+      </w:tblGrid>
+      <w:tr>
+        <w:tc>
+          <w:tcPr>
+            <w:tcW w:type="dxa" w:w="1814"/>
+            <w:vAlign w:val="center"/>
+            <w:shd w:fill="EEF3F9"/>
+            <w:tcMar>
+              <w:top w:w="100" w:type="dxa"/>
+              <w:start w:w="120" w:type="dxa"/>
+              <w:bottom w:w="100" w:type="dxa"/>
+              <w:end w:w="120" w:type="dxa"/>
+            </w:tcMar>
+          </w:tcPr>
+          <w:p>
+            <w:pPr>
+              <w:spacing w:after="0"/>
+              <w:jc w:val="center"/>
+            </w:pPr>
+            <w:r>
+              <w:rPr>
+                <w:rFonts w:ascii="Microsoft YaHei" w:hAnsi="Microsoft YaHei" w:eastAsia="Microsoft YaHei"/>
+                <w:b/>
+                <w:color w:val="000000"/>
+                <w:sz w:val="20"/>
+              </w:rPr>
+              <w:t>产品品类</w:t>
+            </w:r>
+          </w:p>
+        </w:tc>
+        <w:tc>
+          <w:tcPr>
+            <w:tcW w:type="dxa" w:w="7483"/>
+            <w:vAlign w:val="center"/>
+            <w:tcMar>
+              <w:top w:w="100" w:type="dxa"/>
+              <w:start w:w="120" w:type="dxa"/>
+              <w:bottom w:w="100" w:type="dxa"/>
+              <w:end w:w="120" w:type="dxa"/>
+            </w:tcMar>
+          </w:tcPr>
+          <w:p>
+            <w:pPr>
+              <w:spacing w:after="0"/>
+            </w:pPr>
+            <w:r>
+              <w:rPr>
+                <w:rFonts w:ascii="Microsoft YaHei" w:hAnsi="Microsoft YaHei" w:eastAsia="Microsoft YaHei"/>
+                <w:b w:val="0"/>
+                <w:color w:val="000000"/>
+                <w:sz w:val="20"/>
+              </w:rPr>
+              <w:t>速冻肉制品</w:t>
+            </w:r>
+          </w:p>
+        </w:tc>
+      </w:tr>
+      <w:tr>
+        <w:tc>
+          <w:tcPr>
+            <w:tcW w:type="dxa" w:w="1814"/>
+            <w:vAlign w:val="center"/>
+            <w:shd w:fill="EEF3F9"/>
+            <w:tcMar>
+              <w:top w:w="100" w:type="dxa"/>
+              <w:start w:w="120" w:type="dxa"/>
+              <w:bottom w:w="100" w:type="dxa"/>
+              <w:end w:w="120" w:type="dxa"/>
+            </w:tcMar>
+          </w:tcPr>
+          <w:p>
+            <w:pPr>
+              <w:spacing w:after="0"/>
+              <w:jc w:val="center"/>
+            </w:pPr>
+            <w:r>
+              <w:rPr>
+                <w:rFonts w:ascii="Microsoft YaHei" w:hAnsi="Microsoft YaHei" w:eastAsia="Microsoft YaHei"/>
+                <w:b/>
+                <w:color w:val="000000"/>
+                <w:sz w:val="20"/>
+              </w:rPr>
+              <w:t>产品名称</w:t>
+            </w:r>
+          </w:p>
+        </w:tc>
+        <w:tc>
+          <w:tcPr>
+            <w:tcW w:type="dxa" w:w="7483"/>
+            <w:vAlign w:val="center"/>
+            <w:tcMar>
+              <w:top w:w="100" w:type="dxa"/>
+              <w:start w:w="120" w:type="dxa"/>
+              <w:bottom w:w="100" w:type="dxa"/>
+              <w:end w:w="120" w:type="dxa"/>
+            </w:tcMar>
+          </w:tcPr>
+          <w:p>
+            <w:pPr>
+              <w:spacing w:after="0"/>
+            </w:pPr>
+            <w:r>
+              <w:rPr>
+                <w:rFonts w:ascii="Microsoft YaHei" w:hAnsi="Microsoft YaHei" w:eastAsia="Microsoft YaHei"/>
+                <w:b w:val="0"/>
+                <w:color w:val="000000"/>
+                <w:sz w:val="20"/>
+              </w:rPr>
+              <w:t>潮汕手打牛肉丸</w:t>
+            </w:r>
+          </w:p>
+        </w:tc>
+      </w:tr>
+      <w:tr>
+        <w:tc>
+          <w:tcPr>
+            <w:tcW w:type="dxa" w:w="1814"/>
+            <w:vAlign w:val="center"/>
+            <w:shd w:fill="EEF3F9"/>
+            <w:tcMar>
+              <w:top w:w="100" w:type="dxa"/>
+              <w:start w:w="120" w:type="dxa"/>
+              <w:bottom w:w="100" w:type="dxa"/>
+              <w:end w:w="120" w:type="dxa"/>
+            </w:tcMar>
+          </w:tcPr>
+          <w:p>
+            <w:pPr>
+              <w:spacing w:after="0"/>
+              <w:jc w:val="center"/>
+            </w:pPr>
+            <w:r>
+              <w:rPr>
+                <w:rFonts w:ascii="Microsoft YaHei" w:hAnsi="Microsoft YaHei" w:eastAsia="Microsoft YaHei"/>
+                <w:b/>
+                <w:color w:val="000000"/>
+                <w:sz w:val="20"/>
+              </w:rPr>
+              <w:t>核心规格</w:t>
+            </w:r>
+          </w:p>
+        </w:tc>
+        <w:tc>
+          <w:tcPr>
+            <w:tcW w:type="dxa" w:w="7483"/>
+            <w:vAlign w:val="center"/>
+            <w:tcMar>
+              <w:top w:w="100" w:type="dxa"/>
+              <w:start w:w="120" w:type="dxa"/>
+              <w:bottom w:w="100" w:type="dxa"/>
+              <w:end w:w="120" w:type="dxa"/>
+            </w:tcMar>
+          </w:tcPr>
+          <w:p>
+            <w:pPr>
+              <w:spacing w:after="0"/>
+            </w:pPr>
+            <w:r>
+              <w:rPr>
+                <w:rFonts w:ascii="Microsoft YaHei" w:hAnsi="Microsoft YaHei" w:eastAsia="Microsoft YaHei"/>
+                <w:b w:val="0"/>
+                <w:color w:val="000000"/>
+                <w:sz w:val="20"/>
+              </w:rPr>
+              <w:t>500g 冷冻袋装</w:t>
+            </w:r>
+          </w:p>
+        </w:tc>
+      </w:tr>
+      <w:tr>
+        <w:tc>
+          <w:tcPr>
+            <w:tcW w:type="dxa" w:w="1814"/>
+            <w:vAlign w:val="center"/>
+            <w:shd w:fill="EEF3F9"/>
+            <w:tcMar>
+              <w:top w:w="100" w:type="dxa"/>
+              <w:start w:w="120" w:type="dxa"/>
+              <w:bottom w:w="100" w:type="dxa"/>
+              <w:end w:w="120" w:type="dxa"/>
+            </w:tcMar>
+          </w:tcPr>
+          <w:p>
+            <w:pPr>
+              <w:spacing w:after="0"/>
+              <w:jc w:val="center"/>
+            </w:pPr>
+            <w:r>
+              <w:rPr>
+                <w:rFonts w:ascii="Microsoft YaHei" w:hAnsi="Microsoft YaHei" w:eastAsia="Microsoft YaHei"/>
+                <w:b/>
+                <w:color w:val="000000"/>
+                <w:sz w:val="20"/>
+              </w:rPr>
+              <w:t>价格带</w:t>
+            </w:r>
+          </w:p>
+        </w:tc>
+        <w:tc>
+          <w:tcPr>
+            <w:tcW w:type="dxa" w:w="7483"/>
+            <w:vAlign w:val="center"/>
+            <w:tcMar>
+              <w:top w:w="100" w:type="dxa"/>
+              <w:start w:w="120" w:type="dxa"/>
+              <w:bottom w:w="100" w:type="dxa"/>
+              <w:end w:w="120" w:type="dxa"/>
+            </w:tcMar>
+          </w:tcPr>
+          <w:p>
+            <w:pPr>
+              <w:spacing w:after="0"/>
+            </w:pPr>
+            <w:r>
+              <w:rPr>
+                <w:rFonts w:ascii="Microsoft YaHei" w:hAnsi="Microsoft YaHei" w:eastAsia="Microsoft YaHei"/>
+                <w:b w:val="0"/>
+                <w:color w:val="000000"/>
+                <w:sz w:val="20"/>
+              </w:rPr>
+              <w:t>39 元/袋</w:t>
+            </w:r>
+          </w:p>
+        </w:tc>
+      </w:tr>
+      <w:tr>
+        <w:tc>
+          <w:tcPr>
+            <w:tcW w:type="dxa" w:w="1814"/>
+            <w:vAlign w:val="center"/>
+            <w:shd w:fill="EEF3F9"/>
+            <w:tcMar>
+              <w:top w:w="100" w:type="dxa"/>
+              <w:start w:w="120" w:type="dxa"/>
+              <w:bottom w:w="100" w:type="dxa"/>
+              <w:end w:w="120" w:type="dxa"/>
+            </w:tcMar>
+          </w:tcPr>
+          <w:p>
+            <w:pPr>
+              <w:spacing w:after="0"/>
+              <w:jc w:val="center"/>
+            </w:pPr>
+            <w:r>
+              <w:rPr>
+                <w:rFonts w:ascii="Microsoft YaHei" w:hAnsi="Microsoft YaHei" w:eastAsia="Microsoft YaHei"/>
+                <w:b/>
+                <w:color w:val="000000"/>
+                <w:sz w:val="20"/>
+              </w:rPr>
+              <w:t>核心外观特征</w:t>
+            </w:r>
+          </w:p>
+        </w:tc>
+        <w:tc>
+          <w:tcPr>
+            <w:tcW w:type="dxa" w:w="7483"/>
+            <w:vAlign w:val="center"/>
+            <w:tcMar>
+              <w:top w:w="100" w:type="dxa"/>
+              <w:start w:w="120" w:type="dxa"/>
+              <w:bottom w:w="100" w:type="dxa"/>
+              <w:end w:w="120" w:type="dxa"/>
+            </w:tcMar>
+          </w:tcPr>
+          <w:p>
+            <w:pPr>
+              <w:spacing w:after="0"/>
+            </w:pPr>
+            <w:r>
+              <w:rPr>
+                <w:rFonts w:ascii="Microsoft YaHei" w:hAnsi="Microsoft YaHei" w:eastAsia="Microsoft YaHei"/>
+                <w:b w:val="0"/>
+                <w:color w:val="000000"/>
+                <w:sz w:val="20"/>
+              </w:rPr>
+              <w:t>牛肉丸呈浅棕色圆球形，丸形完整，切面肉质细密，表面煮制后自然油润。</w:t>
+            </w:r>
+          </w:p>
+        </w:tc>
+      </w:tr>
+    </w:tbl>
+    <w:p>
+      <w:pPr>
+        <w:pStyle w:val="Heading1"/>
+      </w:pPr>
+      <w:r>
+        <w:t>卖点</w:t>
+      </w:r>
+    </w:p>
+    <w:p>
+      <w:pPr>
+        <w:pStyle w:val="ListNumber"/>
+        <w:spacing w:after="80"/>
+        <w:ind w:left="408" w:hanging="255"/>
       </w:pPr>
       <w:r>
         <w:rPr>
           <w:rFonts w:ascii="Microsoft YaHei" w:hAnsi="Microsoft YaHei" w:eastAsia="Microsoft YaHei"/>
           <w:b w:val="0"/>
-          <w:color w:val="667085"/>
-          <w:sz w:val="19"/>
+          <w:color w:val="000000"/>
+          <w:sz w:val="21"/>
         </w:rPr>
-        <w:t>说明：本资料包只填写产品基础、卖点、用户与场景信息。时长、画幅、分辨率、投放渠道、禁用元素和视觉风格均在资料导入节点配置，本资料包不重复填写。</w:t>
+        <w:t>选用牛后腿肉打浆成丸。</w:t>
       </w:r>
     </w:p>
     <w:p>
       <w:pPr>
-        <w:pStyle w:val="Heading1"/>
-        <w:pBdr>
-          <w:bottom w:val="single" w:sz="8" w:space="4" w:color="E6C8BA"/>
-        </w:pBdr>
-      </w:pPr>
-      <w:r>
-        <w:t>产品基础层</w:t>
-      </w:r>
-    </w:p>
-    <w:p>
-      <w:pPr>
-        <w:pStyle w:val="Heading2"/>
-      </w:pPr>
-      <w:r>
-        <w:t>品类</w:t>
-      </w:r>
-    </w:p>
-    <w:p>
-      <w:pPr>
-        <w:pStyle w:val="FieldValue"/>
-      </w:pPr>
-      <w:r>
-        <w:t>速冻肉制品</w:t>
-      </w:r>
-    </w:p>
-    <w:p>
-      <w:pPr>
-        <w:pStyle w:val="Heading2"/>
-      </w:pPr>
-      <w:r>
-        <w:t>产品名称</w:t>
-      </w:r>
-    </w:p>
-    <w:p>
-      <w:pPr>
-        <w:pStyle w:val="FieldValue"/>
-      </w:pPr>
-      <w:r>
-        <w:t>潮汕手打牛肉丸</w:t>
-      </w:r>
-    </w:p>
-    <w:p>
-      <w:pPr>
-        <w:pStyle w:val="Heading2"/>
-      </w:pPr>
-      <w:r>
-        <w:t>核心规格</w:t>
-      </w:r>
-    </w:p>
-    <w:p>
-      <w:pPr>
-        <w:pStyle w:val="FieldValue"/>
-      </w:pPr>
-      <w:r>
-        <w:t>500g 冷冻袋装</w:t>
-      </w:r>
-    </w:p>
-    <w:p>
-      <w:pPr>
-        <w:pStyle w:val="Heading2"/>
-      </w:pPr>
-      <w:r>
-        <w:t>价格带</w:t>
-      </w:r>
-    </w:p>
-    <w:p>
-      <w:pPr>
-        <w:pStyle w:val="FieldValue"/>
-      </w:pPr>
-      <w:r>
-        <w:t>39 元/袋</w:t>
-      </w:r>
-    </w:p>
-    <w:p>
-      <w:pPr>
-        <w:pStyle w:val="Heading2"/>
-      </w:pPr>
-      <w:r>
-        <w:t>核心外观特征</w:t>
-      </w:r>
-    </w:p>
-    <w:p>
-      <w:pPr>
-        <w:pStyle w:val="FieldValue"/>
-      </w:pPr>
-      <w:r>
-        <w:t>牛肉丸呈浅棕色圆球形，丸形完整，切面肉质细密，表面煮制后自然油润。</w:t>
-      </w:r>
-    </w:p>
-    <w:p>
-      <w:pPr>
-        <w:pStyle w:val="Heading1"/>
-        <w:pBdr>
-          <w:bottom w:val="single" w:sz="8" w:space="4" w:color="E6C8BA"/>
-        </w:pBdr>
-      </w:pPr>
-      <w:r>
-        <w:t>卖点分层</w:t>
-      </w:r>
-    </w:p>
-    <w:p>
-      <w:pPr>
-        <w:pStyle w:val="Heading2"/>
-      </w:pPr>
-      <w:r>
-        <w:t>核心卖点</w:t>
-      </w:r>
-    </w:p>
-    <w:p>
-      <w:pPr>
-        <w:pStyle w:val="ListBullet"/>
-      </w:pPr>
-      <w:r>
-        <w:t>牛后腿肉打浆成丸</w:t>
-      </w:r>
-    </w:p>
-    <w:p>
-      <w:pPr>
-        <w:pStyle w:val="ListBullet"/>
-      </w:pPr>
-      <w:r>
-        <w:t>弹韧紧实的手打口感</w:t>
-      </w:r>
-    </w:p>
-    <w:p>
-      <w:pPr>
-        <w:pStyle w:val="ListBullet"/>
-      </w:pPr>
-      <w:r>
-        <w:t>清汤煮制突出肉香</w:t>
-      </w:r>
-    </w:p>
-    <w:p>
-      <w:pPr>
-        <w:pStyle w:val="Heading2"/>
-      </w:pPr>
-      <w:r>
-        <w:t>次要卖点</w:t>
-      </w:r>
-    </w:p>
-    <w:p>
-      <w:pPr>
-        <w:pStyle w:val="ListBullet"/>
-      </w:pPr>
-      <w:r>
-        <w:t>丸形完整、大小均匀</w:t>
-      </w:r>
-    </w:p>
-    <w:p>
-      <w:pPr>
-        <w:pStyle w:val="ListBullet"/>
-      </w:pPr>
-      <w:r>
-        <w:t>切面肉质细密</w:t>
-      </w:r>
-    </w:p>
-    <w:p>
-      <w:pPr>
-        <w:pStyle w:val="ListBullet"/>
-      </w:pPr>
-      <w:r>
-        <w:t>适合煮汤、火锅与粉面搭配</w:t>
-      </w:r>
-    </w:p>
-    <w:p>
-      <w:pPr>
-        <w:pStyle w:val="ListBullet"/>
-      </w:pPr>
-      <w:r>
-        <w:t>冷冻袋装便于分次取用</w:t>
-      </w:r>
-    </w:p>
-    <w:p>
-      <w:pPr>
-        <w:pStyle w:val="Heading2"/>
-      </w:pPr>
-      <w:r>
-        <w:t>辅助信任背书</w:t>
-      </w:r>
-    </w:p>
-    <w:p>
-      <w:pPr>
-        <w:pStyle w:val="FieldValue"/>
-      </w:pPr>
-      <w:r>
-        <w:t>暂无。</w:t>
-      </w:r>
-    </w:p>
-    <w:p>
-      <w:pPr>
-        <w:pStyle w:val="Heading1"/>
-        <w:pBdr>
-          <w:bottom w:val="single" w:sz="8" w:space="4" w:color="E6C8BA"/>
-        </w:pBdr>
-      </w:pPr>
-      <w:r>
-        <w:t>用户层</w:t>
-      </w:r>
-    </w:p>
-    <w:p>
-      <w:pPr>
-        <w:pStyle w:val="Heading2"/>
-      </w:pPr>
-      <w:r>
-        <w:t>目标受众画像</w:t>
-      </w:r>
-    </w:p>
-    <w:p>
-      <w:pPr>
-        <w:pStyle w:val="ListBullet"/>
-      </w:pPr>
-      <w:r>
-        <w:t>家庭日常餐食决策者</w:t>
-      </w:r>
-    </w:p>
-    <w:p>
-      <w:pPr>
-        <w:pStyle w:val="ListBullet"/>
-      </w:pPr>
-      <w:r>
-        <w:t>火锅与粉面爱好者</w:t>
-      </w:r>
-    </w:p>
-    <w:p>
-      <w:pPr>
-        <w:pStyle w:val="ListBullet"/>
-      </w:pPr>
-      <w:r>
-        <w:t>追求快捷备餐的上班族</w:t>
-      </w:r>
-    </w:p>
-    <w:p>
-      <w:pPr>
-        <w:pStyle w:val="ListBullet"/>
-      </w:pPr>
-      <w:r>
-        <w:t>喜欢潮汕风味的消费者</w:t>
-      </w:r>
-    </w:p>
-    <w:p>
-      <w:pPr>
-        <w:pStyle w:val="Heading2"/>
-      </w:pPr>
-      <w:r>
-        <w:t>核心痛点</w:t>
-      </w:r>
-    </w:p>
-    <w:p>
-      <w:pPr>
-        <w:pStyle w:val="ListBullet"/>
-      </w:pPr>
-      <w:r>
-        <w:t>工作日备餐时间有限，需要方便下锅的肉类食材</w:t>
-      </w:r>
-    </w:p>
-    <w:p>
-      <w:pPr>
-        <w:pStyle w:val="ListBullet"/>
-      </w:pPr>
-      <w:r>
-        <w:t>火锅与粉面搭配缺少弹韧有肉感的丸类</w:t>
-      </w:r>
-    </w:p>
-    <w:p>
-      <w:pPr>
-        <w:pStyle w:val="ListBullet"/>
-      </w:pPr>
-      <w:r>
-        <w:t>担心冷冻肉丸口感松散、肉香不足</w:t>
-      </w:r>
-    </w:p>
-    <w:p>
-      <w:pPr>
-        <w:pStyle w:val="Heading2"/>
-      </w:pPr>
-      <w:r>
-        <w:t>决策动因</w:t>
-      </w:r>
-    </w:p>
-    <w:p>
-      <w:pPr>
-        <w:pStyle w:val="ListBullet"/>
-      </w:pPr>
-      <w:r>
-        <w:t>关注牛肉丸的弹韧口感与肉质密度</w:t>
-      </w:r>
-    </w:p>
-    <w:p>
-      <w:pPr>
-        <w:pStyle w:val="ListBullet"/>
-      </w:pPr>
-      <w:r>
-        <w:t>看重清汤、火锅和粉面的多场景适配</w:t>
-      </w:r>
-    </w:p>
-    <w:p>
-      <w:pPr>
-        <w:pStyle w:val="ListBullet"/>
-      </w:pPr>
-      <w:r>
-        <w:t>需要冷冻储存与分次取用的便利</w:t>
-      </w:r>
-    </w:p>
-    <w:p>
-      <w:pPr>
-        <w:pStyle w:val="ListBullet"/>
-      </w:pPr>
-      <w:r>
-        <w:t>偏好具有潮汕地方风味的传统小吃</w:t>
-      </w:r>
-    </w:p>
-    <w:p>
-      <w:pPr>
-        <w:pStyle w:val="Heading2"/>
-      </w:pPr>
-      <w:r>
-        <w:t>营销目标</w:t>
-      </w:r>
-    </w:p>
-    <w:p>
-      <w:pPr>
-        <w:pStyle w:val="FieldValue"/>
-      </w:pPr>
-      <w:r>
-        <w:t>突出丸形完整、切面细密和弹韧食感，激发家庭煮汤与火锅消费需求。</w:t>
-      </w:r>
-    </w:p>
-    <w:p>
-      <w:pPr>
-        <w:pStyle w:val="Heading1"/>
-        <w:pBdr>
-          <w:bottom w:val="single" w:sz="8" w:space="4" w:color="E6C8BA"/>
-        </w:pBdr>
-      </w:pPr>
-      <w:r>
-        <w:t>场景层</w:t>
-      </w:r>
-    </w:p>
-    <w:p>
-      <w:pPr>
-        <w:pStyle w:val="Heading2"/>
-      </w:pPr>
-      <w:r>
-        <w:t>核心使用场景</w:t>
-      </w:r>
-    </w:p>
-    <w:p>
-      <w:pPr>
-        <w:pStyle w:val="ListBullet"/>
-      </w:pPr>
-      <w:r>
-        <w:t>清汤牛肉丸</w:t>
-      </w:r>
-    </w:p>
-    <w:p>
-      <w:pPr>
-        <w:pStyle w:val="ListBullet"/>
-      </w:pPr>
-      <w:r>
-        <w:t>家庭火锅</w:t>
-      </w:r>
-    </w:p>
-    <w:p>
-      <w:pPr>
-        <w:pStyle w:val="ListBullet"/>
-      </w:pPr>
-      <w:r>
-        <w:t>牛肉丸粉面</w:t>
-      </w:r>
-    </w:p>
-    <w:p>
-      <w:pPr>
-        <w:pStyle w:val="ListBullet"/>
-      </w:pPr>
-      <w:r>
-        <w:t>工作日晚餐快捷加菜</w:t>
-      </w:r>
-    </w:p>
-    <w:p>
-      <w:pPr>
-        <w:pStyle w:val="Heading2"/>
-      </w:pPr>
-      <w:r>
-        <w:t>购买场景</w:t>
-      </w:r>
-    </w:p>
-    <w:p>
-      <w:pPr>
-        <w:pStyle w:val="ListBullet"/>
-      </w:pPr>
-      <w:r>
-        <w:t>家庭日常囤货</w:t>
-      </w:r>
-    </w:p>
-    <w:p>
-      <w:pPr>
-        <w:pStyle w:val="ListBullet"/>
-      </w:pPr>
-      <w:r>
-        <w:t>火锅食材采购</w:t>
-      </w:r>
-    </w:p>
-    <w:p>
-      <w:pPr>
-        <w:pStyle w:val="ListBullet"/>
-      </w:pPr>
-      <w:r>
-        <w:t>地方风味伴手礼</w:t>
-      </w:r>
-    </w:p>
-    <w:p>
-      <w:pPr>
-        <w:pStyle w:val="Heading2"/>
-      </w:pPr>
-      <w:r>
-        <w:t>情绪共鸣场景</w:t>
-      </w:r>
-    </w:p>
-    <w:p>
-      <w:pPr>
-        <w:pStyle w:val="ListBullet"/>
-      </w:pPr>
-      <w:r>
-        <w:t>热汤入口的满足感</w:t>
-      </w:r>
-    </w:p>
-    <w:p>
-      <w:pPr>
-        <w:pStyle w:val="ListBullet"/>
-      </w:pPr>
-      <w:r>
-        <w:t>家人围炉涮煮的热闹感</w:t>
-      </w:r>
-    </w:p>
-    <w:p>
-      <w:pPr>
-        <w:pStyle w:val="ListBullet"/>
-      </w:pPr>
-      <w:r>
-        <w:t>熟悉地方味道带来的亲切感</w:t>
-      </w:r>
-    </w:p>
-    <w:p>
-      <w:pPr>
-        <w:spacing w:before="320" w:after="0"/>
-        <w:shd w:val="clear" w:color="auto" w:fill="F7F8FA"/>
+        <w:pStyle w:val="ListNumber"/>
+        <w:spacing w:after="80"/>
+        <w:ind w:left="408" w:hanging="255"/>
       </w:pPr>
       <w:r>
         <w:rPr>
           <w:rFonts w:ascii="Microsoft YaHei" w:hAnsi="Microsoft YaHei" w:eastAsia="Microsoft YaHei"/>
           <w:b w:val="0"/>
-          <w:color w:val="667085"/>
-          <w:sz w:val="19"/>
+          <w:color w:val="000000"/>
+          <w:sz w:val="21"/>
         </w:rPr>
-        <w:t>填写确认：以上内容由资料提供方确认，作为本次效果类项目的信息提炼依据。</w:t>
+        <w:t>手打工艺形成弹韧紧实的口感。</w:t>
+      </w:r>
+    </w:p>
+    <w:p>
+      <w:pPr>
+        <w:pStyle w:val="ListNumber"/>
+        <w:spacing w:after="80"/>
+        <w:ind w:left="408" w:hanging="255"/>
+      </w:pPr>
+      <w:r>
+        <w:rPr>
+          <w:rFonts w:ascii="Microsoft YaHei" w:hAnsi="Microsoft YaHei" w:eastAsia="Microsoft YaHei"/>
+          <w:b w:val="0"/>
+          <w:color w:val="000000"/>
+          <w:sz w:val="21"/>
+        </w:rPr>
+        <w:t>清汤煮制可直接呈现牛肉香气和肉丸本身状态。</w:t>
+      </w:r>
+    </w:p>
+    <w:p>
+      <w:pPr>
+        <w:pStyle w:val="ListNumber"/>
+        <w:spacing w:after="80"/>
+        <w:ind w:left="408" w:hanging="255"/>
+      </w:pPr>
+      <w:r>
+        <w:rPr>
+          <w:rFonts w:ascii="Microsoft YaHei" w:hAnsi="Microsoft YaHei" w:eastAsia="Microsoft YaHei"/>
+          <w:b w:val="0"/>
+          <w:color w:val="000000"/>
+          <w:sz w:val="21"/>
+        </w:rPr>
+        <w:t>牛肉丸外形圆润完整且大小均匀。</w:t>
+      </w:r>
+    </w:p>
+    <w:p>
+      <w:pPr>
+        <w:pStyle w:val="ListNumber"/>
+        <w:spacing w:after="80"/>
+        <w:ind w:left="408" w:hanging="255"/>
+      </w:pPr>
+      <w:r>
+        <w:rPr>
+          <w:rFonts w:ascii="Microsoft YaHei" w:hAnsi="Microsoft YaHei" w:eastAsia="Microsoft YaHei"/>
+          <w:b w:val="0"/>
+          <w:color w:val="000000"/>
+          <w:sz w:val="21"/>
+        </w:rPr>
+        <w:t>切开后可观察内部细密紧实的肉质断面。</w:t>
+      </w:r>
+    </w:p>
+    <w:p>
+      <w:pPr>
+        <w:pStyle w:val="ListNumber"/>
+        <w:spacing w:after="80"/>
+        <w:ind w:left="408" w:hanging="255"/>
+      </w:pPr>
+      <w:r>
+        <w:rPr>
+          <w:rFonts w:ascii="Microsoft YaHei" w:hAnsi="Microsoft YaHei" w:eastAsia="Microsoft YaHei"/>
+          <w:b w:val="0"/>
+          <w:color w:val="000000"/>
+          <w:sz w:val="21"/>
+        </w:rPr>
+        <w:t>煮熟后表面呈现自然油润光泽。</w:t>
+      </w:r>
+    </w:p>
+    <w:p>
+      <w:pPr>
+        <w:pStyle w:val="ListNumber"/>
+        <w:spacing w:after="80"/>
+        <w:ind w:left="408" w:hanging="255"/>
+      </w:pPr>
+      <w:r>
+        <w:rPr>
+          <w:rFonts w:ascii="Microsoft YaHei" w:hAnsi="Microsoft YaHei" w:eastAsia="Microsoft YaHei"/>
+          <w:b w:val="0"/>
+          <w:color w:val="000000"/>
+          <w:sz w:val="21"/>
+        </w:rPr>
+        <w:t>冷冻袋装便于按每次备餐量分次取用。</w:t>
+      </w:r>
+    </w:p>
+    <w:p>
+      <w:pPr>
+        <w:pStyle w:val="ListNumber"/>
+        <w:spacing w:after="80"/>
+        <w:ind w:left="408" w:hanging="255"/>
+      </w:pPr>
+      <w:r>
+        <w:rPr>
+          <w:rFonts w:ascii="Microsoft YaHei" w:hAnsi="Microsoft YaHei" w:eastAsia="Microsoft YaHei"/>
+          <w:b w:val="0"/>
+          <w:color w:val="000000"/>
+          <w:sz w:val="21"/>
+        </w:rPr>
+        <w:t>500g 规格适合家庭日常囤货和多人餐食。</w:t>
+      </w:r>
+    </w:p>
+    <w:p>
+      <w:pPr>
+        <w:pStyle w:val="ListNumber"/>
+        <w:spacing w:after="80"/>
+        <w:ind w:left="408" w:hanging="255"/>
+      </w:pPr>
+      <w:r>
+        <w:rPr>
+          <w:rFonts w:ascii="Microsoft YaHei" w:hAnsi="Microsoft YaHei" w:eastAsia="Microsoft YaHei"/>
+          <w:b w:val="0"/>
+          <w:color w:val="000000"/>
+          <w:sz w:val="21"/>
+        </w:rPr>
+        <w:t>适合放入清汤中煮制，与青菜组成快捷汤菜。</w:t>
+      </w:r>
+    </w:p>
+    <w:p>
+      <w:pPr>
+        <w:pStyle w:val="ListNumber"/>
+        <w:spacing w:after="80"/>
+        <w:ind w:left="408" w:hanging="255"/>
+      </w:pPr>
+      <w:r>
+        <w:rPr>
+          <w:rFonts w:ascii="Microsoft YaHei" w:hAnsi="Microsoft YaHei" w:eastAsia="Microsoft YaHei"/>
+          <w:b w:val="0"/>
+          <w:color w:val="000000"/>
+          <w:sz w:val="21"/>
+        </w:rPr>
+        <w:t>适合家庭火锅涮煮，展示丸子下锅到浮起的连续状态。</w:t>
+      </w:r>
+    </w:p>
+    <w:p>
+      <w:pPr>
+        <w:pStyle w:val="ListNumber"/>
+        <w:spacing w:after="80"/>
+        <w:ind w:left="408" w:hanging="255"/>
+      </w:pPr>
+      <w:r>
+        <w:rPr>
+          <w:rFonts w:ascii="Microsoft YaHei" w:hAnsi="Microsoft YaHei" w:eastAsia="Microsoft YaHei"/>
+          <w:b w:val="0"/>
+          <w:color w:val="000000"/>
+          <w:sz w:val="21"/>
+        </w:rPr>
+        <w:t>适合与潮汕风味粉面搭配，作为碗中的主要肉食配料。</w:t>
+      </w:r>
+    </w:p>
+    <w:p>
+      <w:pPr>
+        <w:pStyle w:val="ListNumber"/>
+        <w:spacing w:after="80"/>
+        <w:ind w:left="408" w:hanging="255"/>
+      </w:pPr>
+      <w:r>
+        <w:rPr>
+          <w:rFonts w:ascii="Microsoft YaHei" w:hAnsi="Microsoft YaHei" w:eastAsia="Microsoft YaHei"/>
+          <w:b w:val="0"/>
+          <w:color w:val="000000"/>
+          <w:sz w:val="21"/>
+        </w:rPr>
+        <w:t>工作日晚餐可直接从冷冻状态取用并下锅煮制。</w:t>
+      </w:r>
+    </w:p>
+    <w:p>
+      <w:pPr>
+        <w:pStyle w:val="ListNumber"/>
+        <w:spacing w:after="80"/>
+        <w:ind w:left="408" w:hanging="255"/>
+      </w:pPr>
+      <w:r>
+        <w:rPr>
+          <w:rFonts w:ascii="Microsoft YaHei" w:hAnsi="Microsoft YaHei" w:eastAsia="Microsoft YaHei"/>
+          <w:b w:val="0"/>
+          <w:color w:val="000000"/>
+          <w:sz w:val="21"/>
+        </w:rPr>
+        <w:t>浅棕色丸体、白色清汤和绿色蔬菜可形成清晰的餐食层次。</w:t>
+      </w:r>
+    </w:p>
+    <w:p>
+      <w:pPr>
+        <w:pStyle w:val="ListNumber"/>
+        <w:spacing w:after="80"/>
+        <w:ind w:left="408" w:hanging="255"/>
+      </w:pPr>
+      <w:r>
+        <w:rPr>
+          <w:rFonts w:ascii="Microsoft YaHei" w:hAnsi="Microsoft YaHei" w:eastAsia="Microsoft YaHei"/>
+          <w:b w:val="0"/>
+          <w:color w:val="000000"/>
+          <w:sz w:val="21"/>
+        </w:rPr>
+        <w:t>潮汕地方风味适合喜欢火锅、粉面和传统丸类的消费者。</w:t>
       </w:r>
     </w:p>
     <w:sectPr>
-      <w:footerReference w:type="default" r:id="rId9"/>
       <w:pgSz w:w="11906" w:h="16838"/>
-      <w:pgMar w:top="1020" w:right="1247" w:bottom="1020" w:left="1247" w:header="454" w:footer="454" w:gutter="0"/>
+      <w:pgMar w:top="1020" w:right="1191" w:bottom="1020" w:left="1191" w:header="720" w:footer="720" w:gutter="0"/>
       <w:cols w:space="720"/>
       <w:docGrid w:linePitch="360"/>
     </w:sectPr>
   </w:body>
 </w:document>
-</file>
-
-<file path=word/footer1.xml><?xml version="1.0" encoding="utf-8"?>
-<w:ftr xmlns:m="http://schemas.openxmlformats.org/officeDocument/2006/math" xmlns:mc="http://schemas.openxmlformats.org/markup-compatibility/2006" xmlns:mo="http://schemas.microsoft.com/office/mac/office/2008/main" xmlns:mv="urn:schemas-microsoft-com:mac:vml" xmlns:o="urn:schemas-microsoft-com:office:office" xmlns:r="http://schemas.openxmlformats.org/officeDocument/2006/relationships" xmlns:v="urn:schemas-microsoft-com:vml" xmlns:w10="urn:schemas-microsoft-com:office:word" xmlns:w14="http://schemas.microsoft.com/office/word/2010/wordml" xmlns:w="http://schemas.openxmlformats.org/wordprocessingml/2006/main" xmlns:wne="http://schemas.microsoft.com/office/word/2006/wordml" xmlns:wp14="http://schemas.microsoft.com/office/word/2010/wordprocessingDrawing" xmlns:wp="http://schemas.openxmlformats.org/drawingml/2006/wordprocessingDrawing" xmlns:wpc="http://schemas.microsoft.com/office/word/2010/wordprocessingCanvas" xmlns:wpg="http://schemas.microsoft.com/office/word/2010/wordprocessingGroup" xmlns:wpi="http://schemas.microsoft.com/office/word/2010/wordprocessingInk" xmlns:wps="http://schemas.microsoft.com/office/word/2010/wordprocessingShape" mc:Ignorable="w14 wp14">
-  <w:p>
-    <w:pPr>
-      <w:pStyle w:val="Footer"/>
-      <w:jc w:val="center"/>
-    </w:pPr>
-    <w:r>
-      <w:rPr>
-        <w:rFonts w:ascii="Microsoft YaHei" w:hAnsi="Microsoft YaHei" w:eastAsia="Microsoft YaHei"/>
-        <w:b w:val="0"/>
-        <w:color w:val="98A2B3"/>
-        <w:sz w:val="17"/>
-      </w:rPr>
-      <w:t>广式三七瘦腊肠 · 产品素材制作信息</w:t>
-    </w:r>
-  </w:p>
-</w:ftr>
 </file>
 
 <file path=word/numbering.xml><?xml version="1.0" encoding="utf-8"?>
@@ -902,11 +939,10 @@
     <w:qFormat/>
     <w:rsid w:val="00FC693F"/>
     <w:pPr>
-      <w:spacing w:after="120" w:line="348" w:lineRule="auto"/>
+      <w:spacing w:after="100" w:line="283" w:lineRule="auto"/>
     </w:pPr>
     <w:rPr>
       <w:rFonts w:ascii="Microsoft YaHei" w:hAnsi="Microsoft YaHei" w:eastAsia="Microsoft YaHei"/>
-      <w:color w:val="253247"/>
       <w:sz w:val="21"/>
     </w:rPr>
   </w:style>
@@ -965,14 +1001,14 @@
     <w:pPr>
       <w:keepNext/>
       <w:keepLines/>
-      <w:spacing w:before="320" w:after="160"/>
+      <w:spacing w:before="240" w:after="100"/>
       <w:outlineLvl w:val="0"/>
     </w:pPr>
     <w:rPr>
       <w:rFonts w:asciiTheme="majorHAnsi" w:eastAsiaTheme="majorEastAsia" w:hAnsiTheme="majorHAnsi" w:cstheme="majorBidi" w:ascii="Microsoft YaHei" w:hAnsi="Microsoft YaHei" w:eastAsia="Microsoft YaHei"/>
       <w:b/>
       <w:bCs/>
-      <w:color w:val="8A351E"/>
+      <w:color w:val="000000"/>
       <w:sz w:val="30"/>
       <w:szCs w:val="28"/>
     </w:rPr>
@@ -989,15 +1025,15 @@
     <w:pPr>
       <w:keepNext/>
       <w:keepLines/>
-      <w:spacing w:before="200" w:after="60"/>
+      <w:spacing w:before="140" w:after="100"/>
       <w:outlineLvl w:val="1"/>
     </w:pPr>
     <w:rPr>
       <w:rFonts w:asciiTheme="majorHAnsi" w:eastAsiaTheme="majorEastAsia" w:hAnsiTheme="majorHAnsi" w:cstheme="majorBidi" w:ascii="Microsoft YaHei" w:hAnsi="Microsoft YaHei" w:eastAsia="Microsoft YaHei"/>
       <w:b/>
       <w:bCs/>
-      <w:color w:val="253247"/>
-      <w:sz w:val="23"/>
+      <w:color w:val="000000"/>
+      <w:sz w:val="22"/>
       <w:szCs w:val="26"/>
     </w:rPr>
   </w:style>
@@ -1254,15 +1290,16 @@
       <w:pBdr>
         <w:bottom w:val="single" w:sz="8" w:space="4" w:color="4F81BD" w:themeColor="accent1"/>
       </w:pBdr>
-      <w:spacing w:after="300" w:line="240" w:lineRule="auto"/>
+      <w:spacing w:after="100" w:line="240" w:lineRule="auto"/>
       <w:contextualSpacing/>
     </w:pPr>
     <w:rPr>
-      <w:rFonts w:asciiTheme="majorHAnsi" w:eastAsiaTheme="majorEastAsia" w:hAnsiTheme="majorHAnsi" w:cstheme="majorBidi"/>
-      <w:color w:val="17365D" w:themeColor="text2" w:themeShade="BF"/>
+      <w:rFonts w:asciiTheme="majorHAnsi" w:eastAsiaTheme="majorEastAsia" w:hAnsiTheme="majorHAnsi" w:cstheme="majorBidi" w:ascii="Microsoft YaHei" w:hAnsi="Microsoft YaHei" w:eastAsia="Microsoft YaHei"/>
+      <w:b/>
+      <w:color w:val="000000"/>
       <w:spacing w:val="5"/>
       <w:kern w:val="28"/>
-      <w:sz w:val="52"/>
+      <w:sz w:val="44"/>
       <w:szCs w:val="52"/>
     </w:rPr>
   </w:style>
@@ -1436,15 +1473,8 @@
       <w:numPr>
         <w:numId w:val="1"/>
       </w:numPr>
-      <w:spacing w:after="60" w:line="324" w:lineRule="auto"/>
-      <w:ind w:left="510" w:hanging="198"/>
       <w:contextualSpacing/>
     </w:pPr>
-    <w:rPr>
-      <w:rFonts w:ascii="Microsoft YaHei" w:hAnsi="Microsoft YaHei" w:eastAsia="Microsoft YaHei"/>
-      <w:color w:val="253247"/>
-      <w:sz w:val="21"/>
-    </w:rPr>
   </w:style>
   <w:style w:type="paragraph" w:styleId="ListBullet2">
     <w:name w:val="List Bullet 2"/>
@@ -12599,16 +12629,14 @@
       </w:tcPr>
     </w:tblStylePr>
   </w:style>
-  <w:style w:type="paragraph" w:customStyle="1" w:styleId="FieldValue">
-    <w:name w:val="Field Value"/>
-    <w:basedOn w:val="Normal"/>
-    <w:pPr>
-      <w:spacing w:after="120"/>
-      <w:ind w:left="255"/>
+  <w:style w:type="paragraph" w:customStyle="1" w:styleId="DocumentSubtitle">
+    <w:name w:val="Document Subtitle"/>
+    <w:pPr>
+      <w:spacing w:after="160"/>
     </w:pPr>
     <w:rPr>
       <w:rFonts w:ascii="Microsoft YaHei" w:hAnsi="Microsoft YaHei" w:eastAsia="Microsoft YaHei"/>
-      <w:color w:val="253247"/>
+      <w:color w:val="596375"/>
       <w:sz w:val="21"/>
     </w:rPr>
   </w:style>

--- a/素材/效果类项目素材/潮汕手打牛肉丸/潮汕手打牛肉丸资料包.docx
+++ b/素材/效果类项目素材/潮汕手打牛肉丸/潮汕手打牛肉丸资料包.docx
@@ -344,225 +344,441 @@
     <w:p>
       <w:pPr>
         <w:pStyle w:val="ListNumber"/>
-        <w:spacing w:after="80"/>
-        <w:ind w:left="408" w:hanging="255"/>
+        <w:keepNext w:val="0"/>
+        <w:keepLines w:val="0"/>
+        <w:widowControl/>
       </w:pPr>
       <w:r>
-        <w:rPr>
-          <w:rFonts w:ascii="Microsoft YaHei" w:hAnsi="Microsoft YaHei" w:eastAsia="Microsoft YaHei"/>
-          <w:b w:val="0"/>
-          <w:color w:val="000000"/>
-          <w:sz w:val="21"/>
-        </w:rPr>
-        <w:t>选用牛后腿肉打浆成丸。</w:t>
+        <w:t>产品选用牛后腿肉打浆成丸</w:t>
       </w:r>
     </w:p>
     <w:p>
       <w:pPr>
         <w:pStyle w:val="ListNumber"/>
-        <w:spacing w:after="80"/>
-        <w:ind w:left="408" w:hanging="255"/>
+        <w:keepNext w:val="0"/>
+        <w:keepLines w:val="0"/>
+        <w:widowControl/>
       </w:pPr>
       <w:r>
-        <w:rPr>
-          <w:rFonts w:ascii="Microsoft YaHei" w:hAnsi="Microsoft YaHei" w:eastAsia="Microsoft YaHei"/>
-          <w:b w:val="0"/>
-          <w:color w:val="000000"/>
-          <w:sz w:val="21"/>
-        </w:rPr>
-        <w:t>手打工艺形成弹韧紧实的口感。</w:t>
+        <w:t>手打工艺形成弹韧紧实的肉丸口感</w:t>
       </w:r>
     </w:p>
     <w:p>
       <w:pPr>
         <w:pStyle w:val="ListNumber"/>
-        <w:spacing w:after="80"/>
-        <w:ind w:left="408" w:hanging="255"/>
+        <w:keepNext w:val="0"/>
+        <w:keepLines w:val="0"/>
+        <w:widowControl/>
       </w:pPr>
       <w:r>
-        <w:rPr>
-          <w:rFonts w:ascii="Microsoft YaHei" w:hAnsi="Microsoft YaHei" w:eastAsia="Microsoft YaHei"/>
-          <w:b w:val="0"/>
-          <w:color w:val="000000"/>
-          <w:sz w:val="21"/>
-        </w:rPr>
-        <w:t>清汤煮制可直接呈现牛肉香气和肉丸本身状态。</w:t>
+        <w:t>牛肉丸呈浅棕色圆球形</w:t>
       </w:r>
     </w:p>
     <w:p>
       <w:pPr>
         <w:pStyle w:val="ListNumber"/>
-        <w:spacing w:after="80"/>
-        <w:ind w:left="408" w:hanging="255"/>
+        <w:keepNext w:val="0"/>
+        <w:keepLines w:val="0"/>
+        <w:widowControl/>
       </w:pPr>
       <w:r>
-        <w:rPr>
-          <w:rFonts w:ascii="Microsoft YaHei" w:hAnsi="Microsoft YaHei" w:eastAsia="Microsoft YaHei"/>
-          <w:b w:val="0"/>
-          <w:color w:val="000000"/>
-          <w:sz w:val="21"/>
-        </w:rPr>
-        <w:t>牛肉丸外形圆润完整且大小均匀。</w:t>
+        <w:t>每颗牛肉丸外形圆润完整且大小接近</w:t>
       </w:r>
     </w:p>
     <w:p>
       <w:pPr>
         <w:pStyle w:val="ListNumber"/>
-        <w:spacing w:after="80"/>
-        <w:ind w:left="408" w:hanging="255"/>
+        <w:keepNext w:val="0"/>
+        <w:keepLines w:val="0"/>
+        <w:widowControl/>
       </w:pPr>
       <w:r>
-        <w:rPr>
-          <w:rFonts w:ascii="Microsoft YaHei" w:hAnsi="Microsoft YaHei" w:eastAsia="Microsoft YaHei"/>
-          <w:b w:val="0"/>
-          <w:color w:val="000000"/>
-          <w:sz w:val="21"/>
-        </w:rPr>
-        <w:t>切开后可观察内部细密紧实的肉质断面。</w:t>
+        <w:t>切开后可看到内部细密紧实的肉质断面</w:t>
       </w:r>
     </w:p>
     <w:p>
       <w:pPr>
         <w:pStyle w:val="ListNumber"/>
-        <w:spacing w:after="80"/>
-        <w:ind w:left="408" w:hanging="255"/>
+        <w:keepNext w:val="0"/>
+        <w:keepLines w:val="0"/>
+        <w:widowControl/>
       </w:pPr>
       <w:r>
-        <w:rPr>
-          <w:rFonts w:ascii="Microsoft YaHei" w:hAnsi="Microsoft YaHei" w:eastAsia="Microsoft YaHei"/>
-          <w:b w:val="0"/>
-          <w:color w:val="000000"/>
-          <w:sz w:val="21"/>
-        </w:rPr>
-        <w:t>煮熟后表面呈现自然油润光泽。</w:t>
+        <w:t>煮熟后表面呈现自然油润光泽</w:t>
       </w:r>
     </w:p>
     <w:p>
       <w:pPr>
         <w:pStyle w:val="ListNumber"/>
-        <w:spacing w:after="80"/>
-        <w:ind w:left="408" w:hanging="255"/>
+        <w:keepNext w:val="0"/>
+        <w:keepLines w:val="0"/>
+        <w:widowControl/>
       </w:pPr>
       <w:r>
-        <w:rPr>
-          <w:rFonts w:ascii="Microsoft YaHei" w:hAnsi="Microsoft YaHei" w:eastAsia="Microsoft YaHei"/>
-          <w:b w:val="0"/>
-          <w:color w:val="000000"/>
-          <w:sz w:val="21"/>
-        </w:rPr>
-        <w:t>冷冻袋装便于按每次备餐量分次取用。</w:t>
+        <w:t>500g 冷冻袋装便于家庭按餐次取用</w:t>
       </w:r>
     </w:p>
     <w:p>
       <w:pPr>
         <w:pStyle w:val="ListNumber"/>
-        <w:spacing w:after="80"/>
-        <w:ind w:left="408" w:hanging="255"/>
+        <w:keepNext w:val="0"/>
+        <w:keepLines w:val="0"/>
+        <w:widowControl/>
       </w:pPr>
       <w:r>
-        <w:rPr>
-          <w:rFonts w:ascii="Microsoft YaHei" w:hAnsi="Microsoft YaHei" w:eastAsia="Microsoft YaHei"/>
-          <w:b w:val="0"/>
-          <w:color w:val="000000"/>
-          <w:sz w:val="21"/>
-        </w:rPr>
-        <w:t>500g 规格适合家庭日常囤货和多人餐食。</w:t>
+        <w:t>从冷冻包装中可直接取出完整牛肉丸</w:t>
       </w:r>
     </w:p>
     <w:p>
       <w:pPr>
         <w:pStyle w:val="ListNumber"/>
-        <w:spacing w:after="80"/>
-        <w:ind w:left="408" w:hanging="255"/>
+        <w:keepNext w:val="0"/>
+        <w:keepLines w:val="0"/>
+        <w:widowControl/>
       </w:pPr>
       <w:r>
-        <w:rPr>
-          <w:rFonts w:ascii="Microsoft YaHei" w:hAnsi="Microsoft YaHei" w:eastAsia="Microsoft YaHei"/>
-          <w:b w:val="0"/>
-          <w:color w:val="000000"/>
-          <w:sz w:val="21"/>
-        </w:rPr>
-        <w:t>适合放入清汤中煮制，与青菜组成快捷汤菜。</w:t>
+        <w:t>多颗牛肉丸平铺时可展示统一的圆球形态</w:t>
       </w:r>
     </w:p>
     <w:p>
       <w:pPr>
         <w:pStyle w:val="ListNumber"/>
-        <w:spacing w:after="80"/>
-        <w:ind w:left="408" w:hanging="255"/>
+        <w:keepNext w:val="0"/>
+        <w:keepLines w:val="0"/>
+        <w:widowControl/>
       </w:pPr>
       <w:r>
-        <w:rPr>
-          <w:rFonts w:ascii="Microsoft YaHei" w:hAnsi="Microsoft YaHei" w:eastAsia="Microsoft YaHei"/>
-          <w:b w:val="0"/>
-          <w:color w:val="000000"/>
-          <w:sz w:val="21"/>
-        </w:rPr>
-        <w:t>适合家庭火锅涮煮，展示丸子下锅到浮起的连续状态。</w:t>
+        <w:t>牛肉打浆状态可用于呈现成丸前的细腻肉糜</w:t>
       </w:r>
     </w:p>
     <w:p>
       <w:pPr>
         <w:pStyle w:val="ListNumber"/>
-        <w:spacing w:after="80"/>
-        <w:ind w:left="408" w:hanging="255"/>
+        <w:keepNext w:val="0"/>
+        <w:keepLines w:val="0"/>
+        <w:widowControl/>
       </w:pPr>
       <w:r>
-        <w:rPr>
-          <w:rFonts w:ascii="Microsoft YaHei" w:hAnsi="Microsoft YaHei" w:eastAsia="Microsoft YaHei"/>
-          <w:b w:val="0"/>
-          <w:color w:val="000000"/>
-          <w:sz w:val="21"/>
-        </w:rPr>
-        <w:t>适合与潮汕风味粉面搭配，作为碗中的主要肉食配料。</w:t>
+        <w:t>肉糜经手部挤压可形成圆润丸形</w:t>
       </w:r>
     </w:p>
     <w:p>
       <w:pPr>
         <w:pStyle w:val="ListNumber"/>
-        <w:spacing w:after="80"/>
-        <w:ind w:left="408" w:hanging="255"/>
+        <w:keepNext w:val="0"/>
+        <w:keepLines w:val="0"/>
+        <w:widowControl/>
       </w:pPr>
       <w:r>
-        <w:rPr>
-          <w:rFonts w:ascii="Microsoft YaHei" w:hAnsi="Microsoft YaHei" w:eastAsia="Microsoft YaHei"/>
-          <w:b w:val="0"/>
-          <w:color w:val="000000"/>
-          <w:sz w:val="21"/>
-        </w:rPr>
-        <w:t>工作日晚餐可直接从冷冻状态取用并下锅煮制。</w:t>
+        <w:t>成形后的牛肉丸可逐颗落入冷水中定型</w:t>
       </w:r>
     </w:p>
     <w:p>
       <w:pPr>
         <w:pStyle w:val="ListNumber"/>
-        <w:spacing w:after="80"/>
-        <w:ind w:left="408" w:hanging="255"/>
+        <w:keepNext w:val="0"/>
+        <w:keepLines w:val="0"/>
+        <w:widowControl/>
       </w:pPr>
       <w:r>
-        <w:rPr>
-          <w:rFonts w:ascii="Microsoft YaHei" w:hAnsi="Microsoft YaHei" w:eastAsia="Microsoft YaHei"/>
-          <w:b w:val="0"/>
-          <w:color w:val="000000"/>
-          <w:sz w:val="21"/>
-        </w:rPr>
-        <w:t>浅棕色丸体、白色清汤和绿色蔬菜可形成清晰的餐食层次。</w:t>
+        <w:t>冷冻牛肉丸下锅时可清楚看到从袋装到烹煮的衔接</w:t>
       </w:r>
     </w:p>
     <w:p>
       <w:pPr>
         <w:pStyle w:val="ListNumber"/>
-        <w:spacing w:after="80"/>
-        <w:ind w:left="408" w:hanging="255"/>
+        <w:keepNext w:val="0"/>
+        <w:keepLines w:val="0"/>
+        <w:widowControl/>
       </w:pPr>
       <w:r>
-        <w:rPr>
-          <w:rFonts w:ascii="Microsoft YaHei" w:hAnsi="Microsoft YaHei" w:eastAsia="Microsoft YaHei"/>
-          <w:b w:val="0"/>
-          <w:color w:val="000000"/>
-          <w:sz w:val="21"/>
-        </w:rPr>
-        <w:t>潮汕地方风味适合喜欢火锅、粉面和传统丸类的消费者。</w:t>
+        <w:t>牛肉丸进入热汤后会随沸水逐渐翻动</w:t>
+      </w:r>
+    </w:p>
+    <w:p>
+      <w:pPr>
+        <w:pStyle w:val="ListNumber"/>
+        <w:keepNext w:val="0"/>
+        <w:keepLines w:val="0"/>
+        <w:widowControl/>
+      </w:pPr>
+      <w:r>
+        <w:t>煮熟的牛肉丸可从锅底逐渐浮向汤面</w:t>
+      </w:r>
+    </w:p>
+    <w:p>
+      <w:pPr>
+        <w:pStyle w:val="ListNumber"/>
+        <w:keepNext w:val="0"/>
+        <w:keepLines w:val="0"/>
+        <w:widowControl/>
+      </w:pPr>
+      <w:r>
+        <w:t>清汤煮制可直接呈现肉丸本身的外形和色泽</w:t>
+      </w:r>
+    </w:p>
+    <w:p>
+      <w:pPr>
+        <w:pStyle w:val="ListNumber"/>
+        <w:keepNext w:val="0"/>
+        <w:keepLines w:val="0"/>
+        <w:widowControl/>
+      </w:pPr>
+      <w:r>
+        <w:t>白色清汤、浅棕丸体和绿色蔬菜形成清晰餐食层次</w:t>
+      </w:r>
+    </w:p>
+    <w:p>
+      <w:pPr>
+        <w:pStyle w:val="ListNumber"/>
+        <w:keepNext w:val="0"/>
+        <w:keepLines w:val="0"/>
+        <w:widowControl/>
+      </w:pPr>
+      <w:r>
+        <w:t>漏勺捞起牛肉丸时可展示完整丸形与汤汁滴落</w:t>
+      </w:r>
+    </w:p>
+    <w:p>
+      <w:pPr>
+        <w:pStyle w:val="ListNumber"/>
+        <w:keepNext w:val="0"/>
+        <w:keepLines w:val="0"/>
+        <w:widowControl/>
+      </w:pPr>
+      <w:r>
+        <w:t>筷子夹起牛肉丸可突出丸体大小与表面光泽</w:t>
+      </w:r>
+    </w:p>
+    <w:p>
+      <w:pPr>
+        <w:pStyle w:val="ListNumber"/>
+        <w:keepNext w:val="0"/>
+        <w:keepLines w:val="0"/>
+        <w:widowControl/>
+      </w:pPr>
+      <w:r>
+        <w:t>汤勺盛起牛肉丸可同时呈现清汤和丸体</w:t>
+      </w:r>
+    </w:p>
+    <w:p>
+      <w:pPr>
+        <w:pStyle w:val="ListNumber"/>
+        <w:keepNext w:val="0"/>
+        <w:keepLines w:val="0"/>
+        <w:widowControl/>
+      </w:pPr>
+      <w:r>
+        <w:t>刀具对半切开可展示丸体从完整到断面的变化</w:t>
+      </w:r>
+    </w:p>
+    <w:p>
+      <w:pPr>
+        <w:pStyle w:val="ListNumber"/>
+        <w:keepNext w:val="0"/>
+        <w:keepLines w:val="0"/>
+        <w:widowControl/>
+      </w:pPr>
+      <w:r>
+        <w:t>切面微距可观察内部肉质组织的紧实程度</w:t>
+      </w:r>
+    </w:p>
+    <w:p>
+      <w:pPr>
+        <w:pStyle w:val="ListNumber"/>
+        <w:keepNext w:val="0"/>
+        <w:keepLines w:val="0"/>
+        <w:widowControl/>
+      </w:pPr>
+      <w:r>
+        <w:t>轻压切开的丸体可展示具有回弹感的肉质状态</w:t>
+      </w:r>
+    </w:p>
+    <w:p>
+      <w:pPr>
+        <w:pStyle w:val="ListNumber"/>
+        <w:keepNext w:val="0"/>
+        <w:keepLines w:val="0"/>
+        <w:widowControl/>
+      </w:pPr>
+      <w:r>
+        <w:t>牛肉丸可与青菜同煮组成快捷清汤菜</w:t>
+      </w:r>
+    </w:p>
+    <w:p>
+      <w:pPr>
+        <w:pStyle w:val="ListNumber"/>
+        <w:keepNext w:val="0"/>
+        <w:keepLines w:val="0"/>
+        <w:widowControl/>
+      </w:pPr>
+      <w:r>
+        <w:t>牛肉丸可放入家庭火锅中完成涮煮</w:t>
+      </w:r>
+    </w:p>
+    <w:p>
+      <w:pPr>
+        <w:pStyle w:val="ListNumber"/>
+        <w:keepNext w:val="0"/>
+        <w:keepLines w:val="0"/>
+        <w:widowControl/>
+      </w:pPr>
+      <w:r>
+        <w:t>火锅中丸子从下锅到浮起可形成连续烹煮动作</w:t>
+      </w:r>
+    </w:p>
+    <w:p>
+      <w:pPr>
+        <w:pStyle w:val="ListNumber"/>
+        <w:keepNext w:val="0"/>
+        <w:keepLines w:val="0"/>
+        <w:widowControl/>
+      </w:pPr>
+      <w:r>
+        <w:t>牛肉丸可加入潮汕汤粉作为主要肉食配料</w:t>
+      </w:r>
+    </w:p>
+    <w:p>
+      <w:pPr>
+        <w:pStyle w:val="ListNumber"/>
+        <w:keepNext w:val="0"/>
+        <w:keepLines w:val="0"/>
+        <w:widowControl/>
+      </w:pPr>
+      <w:r>
+        <w:t>牛肉丸可加入面汤与面条、青菜共同装碗</w:t>
+      </w:r>
+    </w:p>
+    <w:p>
+      <w:pPr>
+        <w:pStyle w:val="ListNumber"/>
+        <w:keepNext w:val="0"/>
+        <w:keepLines w:val="0"/>
+        <w:widowControl/>
+      </w:pPr>
+      <w:r>
+        <w:t>牛肉丸可切片后加入粥中丰富口感层次</w:t>
+      </w:r>
+    </w:p>
+    <w:p>
+      <w:pPr>
+        <w:pStyle w:val="ListNumber"/>
+        <w:keepNext w:val="0"/>
+        <w:keepLines w:val="0"/>
+        <w:widowControl/>
+      </w:pPr>
+      <w:r>
+        <w:t>煮熟牛肉丸可串起蘸酱作为便于拿取的小食</w:t>
+      </w:r>
+    </w:p>
+    <w:p>
+      <w:pPr>
+        <w:pStyle w:val="ListNumber"/>
+        <w:keepNext w:val="0"/>
+        <w:keepLines w:val="0"/>
+        <w:widowControl/>
+      </w:pPr>
+      <w:r>
+        <w:t>平底锅煎制可让牛肉丸表面形成局部焦香色泽</w:t>
+      </w:r>
+    </w:p>
+    <w:p>
+      <w:pPr>
+        <w:pStyle w:val="ListNumber"/>
+        <w:keepNext w:val="0"/>
+        <w:keepLines w:val="0"/>
+        <w:widowControl/>
+      </w:pPr>
+      <w:r>
+        <w:t>一袋牛肉丸可按一餐所需数量分次取出</w:t>
+      </w:r>
+    </w:p>
+    <w:p>
+      <w:pPr>
+        <w:pStyle w:val="ListNumber"/>
+        <w:keepNext w:val="0"/>
+        <w:keepLines w:val="0"/>
+        <w:widowControl/>
+      </w:pPr>
+      <w:r>
+        <w:t>工作日晚餐可从冷冻取丸到清汤出锅快速衔接</w:t>
+      </w:r>
+    </w:p>
+    <w:p>
+      <w:pPr>
+        <w:pStyle w:val="ListNumber"/>
+        <w:keepNext w:val="0"/>
+        <w:keepLines w:val="0"/>
+        <w:widowControl/>
+      </w:pPr>
+      <w:r>
+        <w:t>多人火锅可一次下入多颗牛肉丸供全桌分享</w:t>
+      </w:r>
+    </w:p>
+    <w:p>
+      <w:pPr>
+        <w:pStyle w:val="ListNumber"/>
+        <w:keepNext w:val="0"/>
+        <w:keepLines w:val="0"/>
+        <w:widowControl/>
+      </w:pPr>
+      <w:r>
+        <w:t>碗中三颗至五颗牛肉丸可形成清楚的主食材焦点</w:t>
+      </w:r>
+    </w:p>
+    <w:p>
+      <w:pPr>
+        <w:pStyle w:val="ListNumber"/>
+        <w:keepNext w:val="0"/>
+        <w:keepLines w:val="0"/>
+        <w:widowControl/>
+      </w:pPr>
+      <w:r>
+        <w:t>浅色餐具可突出牛肉丸的自然浅棕色</w:t>
+      </w:r>
+    </w:p>
+    <w:p>
+      <w:pPr>
+        <w:pStyle w:val="ListNumber"/>
+        <w:keepNext w:val="0"/>
+        <w:keepLines w:val="0"/>
+        <w:widowControl/>
+      </w:pPr>
+      <w:r>
+        <w:t>深色锅具可衬托牛肉丸在汤中翻滚的轮廓</w:t>
+      </w:r>
+    </w:p>
+    <w:p>
+      <w:pPr>
+        <w:pStyle w:val="ListNumber"/>
+        <w:keepNext w:val="0"/>
+        <w:keepLines w:val="0"/>
+        <w:widowControl/>
+      </w:pPr>
+      <w:r>
+        <w:t>从冷冻丸体、下锅到煮熟油润可展示状态变化</w:t>
+      </w:r>
+    </w:p>
+    <w:p>
+      <w:pPr>
+        <w:pStyle w:val="ListNumber"/>
+        <w:keepNext w:val="0"/>
+        <w:keepLines w:val="0"/>
+        <w:widowControl/>
+      </w:pPr>
+      <w:r>
+        <w:t>从完整丸体、对半切开到夹起入口可形成连续食用动作</w:t>
+      </w:r>
+    </w:p>
+    <w:p>
+      <w:pPr>
+        <w:pStyle w:val="ListNumber"/>
+        <w:keepNext w:val="0"/>
+        <w:keepLines w:val="0"/>
+        <w:widowControl/>
+      </w:pPr>
+      <w:r>
+        <w:t>包装、冷冻丸体和成品汤碗可同时说明储存与食用形态</w:t>
       </w:r>
     </w:p>
     <w:sectPr>
@@ -1287,9 +1503,6 @@
     <w:qFormat/>
     <w:rsid w:val="00FC693F"/>
     <w:pPr>
-      <w:pBdr>
-        <w:bottom w:val="single" w:sz="8" w:space="4" w:color="4F81BD" w:themeColor="accent1"/>
-      </w:pBdr>
       <w:spacing w:after="100" w:line="240" w:lineRule="auto"/>
       <w:contextualSpacing/>
     </w:pPr>
